--- a/resumbission/v17/Wallenstein-Manning_ERFS_manuscript_v17-tracked.docx
+++ b/resumbission/v17/Wallenstein-Manning_ERFS_manuscript_v17-tracked.docx
@@ -231,8 +231,20 @@
         <w:rPr/>
       </w:pPr>
       <w:r>
-        <w:rPr/>
-        <w:t>A fertilizer crisis lands differently on each farm. Recent fertilizer market disruptions, from the 2022 Russian and Belarusian fertilizer export restrictions to the 2026 Strait of Hormuz crisis, have shown how quickly geopolitical shocks become farm input shocks. The 2026 disruption effectively closed a transit corridor carrying roughly one-third of global fertilizer trade, driving urea prices up 37–50% within five weeks [1, 2]. North American and European commodity agriculture were generally better positioned to absorb the shock through several conventional buffers: domestic nitrogen production, forward purchasing contracts, and application rates that often leave room for reductions without proportional yield loss [3, 4]. The 2022 crisis followed a similar pattern, with global urea prices rising approximately 200% from late-2020 levels and DAP roughly tripling: North American nitrogen use declined approximately 3% while Sub-Saharan African use fell approximately 16% [5]. Yet price movements alone do not explain why the same disruption produces modest losses on one farm and severe losses on another.</w:t>
+        <w:t xml:space="preserve">A fertilizer crisis lands differently on each farm. Recent fertilizer market disruptions, from the 2022 Russian and Belarusian fertilizer export restrictions to the 2026 Strait of Hormuz crisis, have shown how quickly geopolitical shocks become farm input shocks. </w:t>
+      </w:r>
+      <w:del w:id="9001" w:author="Matthew Wallenstein" w:date="2026-08-29T12:00:00Z">
+        <w:r>
+          <w:delText xml:space="preserve">The 2026 disruption effectively closed a transit corridor carrying roughly one-third of global fertilizer trade</w:delText>
+        </w:r>
+      </w:del>
+      <w:ins w:id="9002" w:author="Matthew Wallenstein" w:date="2026-08-29T12:00:00Z">
+        <w:r>
+          <w:t xml:space="preserve">The 2026 disruption effectively closed a transit corridor carrying roughly one-fifth of global seaborne fertilizer trade, including close to half of globally traded urea</w:t>
+        </w:r>
+      </w:ins>
+      <w:r>
+        <w:t xml:space="preserve">, driving urea prices up 37–50% within five weeks [1, 2]. North American and European commodity agriculture were generally better positioned to absorb the shock through several conventional buffers: domestic nitrogen production, forward purchasing contracts, and application rates that often leave room for reductions without proportional yield loss [3, 4]. The 2022 crisis followed a similar pattern, with global urea prices rising approximately 200% from late-2020 levels and DAP roughly tripling: North American nitrogen use declined approximately 3% while Sub-Saharan African use fell approximately 16% [5]. Yet price movements alone do not explain why the same disruption produces modest losses on one farm and severe losses on another.</w:t>
       </w:r>
     </w:p>
     <w:p>
@@ -1754,8 +1766,20 @@
         <w:rPr/>
       </w:pPr>
       <w:r>
-        <w:rPr/>
-        <w:t xml:space="preserve">The SOC buffer widens with shock severity, especially above price increases of approximately 100–150%, a range observed during recent crises (Supplementary Fig. S11).The spread between SOC at 25% and 100% of regional mean is 0.2–1.5 percentage points of yield loss at price increases of 100–150%, widening to 0.4–2.2 percentage points at 300%, with the steepest separation in North America and Sub-Saharan Africa. Most of the management-relevant separation among SOC levels occurs once price increases are large enough to force substantial fertilizer cuts.</w:t>
+        <w:t xml:space="preserve">The SOC buffer widens with shock severity, especially above price increases of approximately 100–150%, </w:t>
+      </w:r>
+      <w:del w:id="9005" w:author="Matthew Wallenstein" w:date="2026-08-29T12:00:00Z">
+        <w:r>
+          <w:delText xml:space="preserve">a range observed during recent crises (Supplementary Fig. S11).The spread between SOC at 25% and 100%</w:delText>
+        </w:r>
+      </w:del>
+      <w:ins w:id="9006" w:author="Matthew Wallenstein" w:date="2026-08-29T12:00:00Z">
+        <w:r>
+          <w:t xml:space="preserve">a range observed during recent crises (Supplementary Fig. S11). The spread between SOC at 25% and 100%</w:t>
+        </w:r>
+      </w:ins>
+      <w:r>
+        <w:t xml:space="preserve"> of regional mean is 0.2–1.5 percentage points of yield loss at price increases of 100–150%, widening to 0.4–2.2 percentage points at 300%, with the steepest separation in North America and Sub-Saharan Africa. Most of the management-relevant separation among SOC levels occurs once price increases are large enough to force substantial fertilizer cuts.</w:t>
       </w:r>
     </w:p>
     <w:p>
@@ -1808,7 +1832,7 @@
       </w:del>
       <w:ins w:id="9004" w:author="Matthew Wallenstein" w:date="2026-08-29T12:00:00Z">
         <w:r>
-          <w:t xml:space="preserve">Production-weighted global yield loss reaches 2.3% in year 1 and rises to 3.2% by year 10 as reduced residue return drives SOC depletion. Regional year-10 losses range from 1.2% (East Asia) to 5.1% (South Asia), with FSU/Central Asia at 5.5% and Sub-Saharan Africa at 4.9%. Latin America shows a modest modelled loss of 2.5% in year 10</w:t>
+          <w:t xml:space="preserve">Production-weighted global yield loss reaches 2.3% in year 1 and rises to 3.0% by year 10 as reduced residue return drives SOC depletion. Regional year-10 losses range from 1.2% (East Asia) to 5.1% (FSU/Central Asia), with South Asia at 4.8% and Sub-Saharan Africa at 4.7%. Latin America shows a modest modelled loss of 2.4% in year 10</w:t>
         </w:r>
       </w:ins>
       <w:r>
@@ -1974,7 +1998,25 @@
           <w:sz w:val="20"/>
           <w:szCs w:val="20"/>
         </w:rPr>
-        <w:t xml:space="preserve"> Total year-10 regional yield change plotted against regional mean SOC, with bubble size indicating absolute fertilizer-demand price elasticity. Panel a isolates the shock-specific SOC-buffering effect, whereas panels b and c show total regional year-10 losses at regional mean SOC.</w:t>
+        <w:t xml:space="preserve"> Total year-10 regional yield change plotted against regional mean SOC, with bubble size indicating absolute fertilizer-demand price elasticity. Panel a isolates the shock-specific SOC-buffering effect</w:t>
+      </w:r>
+      <w:ins w:id="9003" w:author="Matthew Wallenstein" w:date="2026-08-29T12:00:00Z">
+        <w:r>
+          <w:rPr>
+            <w:rFonts w:eastAsia="Arial" w:cs="Arial" w:ascii="Arial" w:hAnsi="Arial"/>
+            <w:sz w:val="20"/>
+            <w:szCs w:val="20"/>
+          </w:rPr>
+          <w:t xml:space="preserve"> (the year-1 buffering direction is positive in every region across the joint-prior ensemble; at year 10, under the global soil-N depletion elasticity of −0.50, low-SOC farms partially offset declining mineralization with additional fertilizer purchases, producing non-monotone gradients at low SOC in Latin America, Sub-Saharan Africa and FSU/Central Asia, so year-10 gradients are conditional on that global scenario assumption)</w:t>
+        </w:r>
+      </w:ins>
+      <w:r>
+        <w:rPr>
+          <w:rFonts w:eastAsia="Arial" w:cs="Arial" w:ascii="Arial" w:hAnsi="Arial"/>
+          <w:sz w:val="20"/>
+          <w:szCs w:val="20"/>
+        </w:rPr>
+        <w:t xml:space="preserve">, whereas panels b and c show total regional year-10 losses at regional mean SOC.</w:t>
       </w:r>
     </w:p>
     <w:p>
@@ -2021,7 +2063,7 @@
       </w:del>
       <w:ins w:id="9006" w:author="Matthew Wallenstein" w:date="2026-08-29T12:00:00Z">
         <w:r>
-          <w:t xml:space="preserve">A 1-year pulse produces 2.3% global yield loss in year 1, with near-complete recovery to 0.04% by year 5 as soils re-equilibrate; the price shock ends with the pulse, so the residual loss in later years is attributable to soil state alone.</w:t>
+          <w:t xml:space="preserve">A 1-year pulse produces 2.3% global yield loss in year 1, with near-complete recovery to 0.01% by year 5 as soils re-equilibrate; the price shock ends with the pulse, so the residual loss in later years is attributable to soil state alone.</w:t>
         </w:r>
       </w:ins>
       <w:r>
@@ -2034,7 +2076,7 @@
       </w:del>
       <w:ins w:id="9008" w:author="Matthew Wallenstein" w:date="2026-08-29T12:00:00Z">
         <w:r>
-          <w:t xml:space="preserve">loss rises from 2.3% in year 1 to 3.2% by year 10 as reduced crop residue return drives SOC depletion. Under 30 years of sustained disruption, Sub-Saharan Africa's SOC declines by 2.2% and its year-30 yield loss reaches 5.4% (South Asia 5.2%, FSU/Central Asia 5.8%). In percentage-of-stock terms, South Asia and Sub-Saharan Africa lose the largest share of their soil carbon and are not separable from each other (2.23% and 2.24%); percentage SOC decline does not order regions the way yield loss does.</w:t>
+          <w:t xml:space="preserve">loss rises from 2.3% in year 1 to 3.0% by year 10 as reduced crop residue return drives SOC depletion. Under 30 years of sustained disruption, Sub-Saharan Africa's SOC declines by 2.1% and its year-30 yield loss reaches 5.1% (South Asia 4.8%, FSU/Central Asia 5.2%). In percentage-of-stock terms, Sub-Saharan Africa and South Asia lose the largest shares of their soil carbon (2.14% and 2.09%); percentage SOC decline does not order regions the way yield loss does.</w:t>
         </w:r>
       </w:ins>
     </w:p>
@@ -2067,7 +2109,7 @@
       </w:del>
       <w:ins w:id="9004" w:author="Matthew Wallenstein" w:date="2026-08-29T12:00:00Z">
         <w:r>
-          <w:t xml:space="preserve">with global year-10 yield loss reaching 3.2% and continuing to rise to 3.3% by year 30 as SOM depletes. SC1, a literal physical 20% supply constraint sustained indefinitely, produces a larger year-10 loss (3.8%), about 0.6 percentage points beyond the price-mediated S3 case</w:t>
+          <w:t xml:space="preserve">with global year-10 yield loss reaching 3.0% and continuing to rise to 3.1% by year 30 as SOM depletes. SC1, a literal physical 20% supply constraint sustained indefinitely, produces a larger year-10 loss (3.7%), about 0.7 percentage points beyond the price-mediated S3 case</w:t>
         </w:r>
       </w:ins>
       <w:r>
@@ -2080,7 +2122,7 @@
       </w:del>
       <w:ins w:id="9006" w:author="Matthew Wallenstein" w:date="2026-08-29T12:00:00Z">
         <w:r>
-          <w:t xml:space="preserve">SC2, in which the same physical constraint resolves linearly over 20 years, shows the opposite trajectory: a year-10 loss of 1.9% declines as supply returns, falling to 0.1% by year 20. The SC1–SC2 contrast quantifies the value of supply-side recovery: a permanent physical constraint (SC1) leaves a 3.9% loss at year 30, while the constraint that resolves leaves essentially none (0.04%).</w:t>
+          <w:t xml:space="preserve">SC2, in which the same physical constraint resolves linearly over 20 years, shows the opposite trajectory: a year-10 loss of 1.9% declines as supply returns, falling to 0.1% by year 20. The SC1–SC2 contrast quantifies the value of supply-side recovery: a permanent physical constraint (SC1) leaves a 3.8% loss at year 30, while the constraint that resolves leaves essentially none (0.02%).</w:t>
         </w:r>
       </w:ins>
     </w:p>
@@ -2124,11 +2166,27 @@
         <w:spacing w:lineRule="auto" w:line="480"/>
         <w:rPr/>
       </w:pPr>
+      <w:del w:id="9001" w:author="Matthew Wallenstein" w:date="2026-08-29T12:00:00Z">
+        <w:r>
+          <w:rPr>
+            <w:rFonts w:eastAsia="Arial"/>
+          </w:rPr>
+          <w:delText xml:space="preserve">Increasing modeled monthly N capture efficiency from 0.45 to 0.65reduces Sub-Saharan African year-10 yield loss by approximately 55% under the sustained-disruption scenario (Supplementary Fig. S10).</w:delText>
+        </w:r>
+      </w:del>
+      <w:ins w:id="9002" w:author="Matthew Wallenstein" w:date="2026-08-29T12:00:00Z">
+        <w:r>
+          <w:rPr>
+            <w:rFonts w:eastAsia="Arial"/>
+          </w:rPr>
+          <w:t xml:space="preserve">Increasing modeled monthly N capture efficiency from 0.45 to 0.65 reduces Sub-Saharan African year-10 yield loss by approximately 8% (from 5.3% to 4.9%) under the sustained-disruption scenario (Supplementary Fig. S10).</w:t>
+        </w:r>
+      </w:ins>
       <w:r>
         <w:rPr>
           <w:rFonts w:eastAsia="Arial"/>
         </w:rPr>
-        <w:t xml:space="preserve">Increasing modeled monthly N capture efficiency from 0.45 to 0.65reduces Sub-Saharan African year-10 yield loss by approximately 55% under the sustained-disruption scenario (Supplementary Fig. S10). At the baseline efficiency of 0.75, the same scenario produces a 3.4% global year-10 yield loss; lower capture efficiency increases this loss and improved timing, placement, and enhanced-efficiency fertilizers reduce it. Monthly N capture efficiency is the maximum fraction of available soil mineral N (including both freshly applied fertilizer and SOM-derived mineralized N) that crops capture during the growing season, set by phenology and the synchrony between mineralization pulses and crop demand; we use the term to distinguish it from field-scale fertilizer recovery efficiency, which integrates losses across the soil-plant system. The capture-efficiency lever acts on a different timescale than SOM: SOM is the durable stock that determines how much mineral N is available, while in-season N capture determines what fraction of that available N is converted into crop production. The two are complementary rather than substitutable, and improving capture does not rebuild the underlying SOM stock.</w:t>
+        <w:t xml:space="preserve"> At the baseline efficiency of 0.75, the same scenario produces a 3.4% global year-10 yield loss; lower capture efficiency increases this loss and improved timing, placement, and enhanced-efficiency fertilizers reduce it. Monthly N capture efficiency is the maximum fraction of available soil mineral N (including both freshly applied fertilizer and SOM-derived mineralized N) that crops capture during the growing season, set by phenology and the synchrony between mineralization pulses and crop demand; we use the term to distinguish it from field-scale fertilizer recovery efficiency, which integrates losses across the soil-plant system. The capture-efficiency lever acts on a different timescale than SOM: SOM is the durable stock that determines how much mineral N is available, while in-season N capture determines what fraction of that available N is converted into crop production. The two are complementary rather than substitutable, and improving capture does not rebuild the underlying SOM stock.</w:t>
       </w:r>
     </w:p>
     <w:p>
@@ -2662,8 +2720,20 @@
         <w:rPr/>
       </w:pPr>
       <w:r>
-        <w:rPr/>
-        <w:t xml:space="preserve">SOM and in-season N capture address different parts of the same resilience problem and should be considered together. SOM increases the stock of organic nitrogen available when fertilizer access falls; improved in-season N capture increases the fraction of available mineral nitrogen converted into crop production. Our model represents this capture component of NUE rather than total field-scale NUE, which also includes loss avoidance and the conversion of captured N into harvestable yield, neither of which is explicitly resolved here. Even within that bounded interpretation, raising modeled monthly N capture efficiency from 0.45 to 0.65reduces Sub-Saharan African year-10 yield loss by approximately 55% (Supplementary Fig. S10), indicating that improvements in timing, placement, retention and crop uptake can extend the productive value of existing soil N buffering during disruption. The two levers are not substitutes for one another. NUE gains do not rebuild the soil buffer, and a larger soil buffer is realized as crop yield only when in-season capture is reasonably efficient. Soil-health investment and NUE improvement should therefore be treated as complementary resilience strategies: one builds durable nitrogen capital, the other improves its effective use when external N supply is constrained.</w:t>
+        <w:t xml:space="preserve">SOM and in-season N capture address different parts of the same resilience problem and should be considered together. SOM increases the stock of organic nitrogen available when fertilizer access falls; improved in-season N capture increases the fraction of available mineral nitrogen converted into crop production. Our model represents this capture component of NUE rather than total field-scale NUE, which also includes loss avoidance and the conversion of captured N into harvestable yield, neither of which is explicitly resolved here. Even within that bounded interpretation, </w:t>
+      </w:r>
+      <w:del w:id="9001" w:author="Matthew Wallenstein" w:date="2026-08-29T12:00:00Z">
+        <w:r>
+          <w:delText xml:space="preserve">raising modeled monthly N capture efficiency from 0.45 to 0.65reduces Sub-Saharan African year-10 yield loss by approximately 55% (Supplementary Fig. S10), indicating that improvements in timing, placement, retention and crop uptake can extend the productive value of existing soil N buffering during disruption.</w:delText>
+        </w:r>
+      </w:del>
+      <w:ins w:id="9002" w:author="Matthew Wallenstein" w:date="2026-08-29T12:00:00Z">
+        <w:r>
+          <w:t xml:space="preserve">raising modeled monthly N capture efficiency from 0.45 to 0.65 reduces Sub-Saharan African year-10 yield loss by approximately 8% (Supplementary Fig. S10), indicating that improvements in timing, placement, retention and crop uptake can modestly extend the productive value of existing soil N buffering during disruption.</w:t>
+        </w:r>
+      </w:ins>
+      <w:r>
+        <w:t xml:space="preserve"> The two levers are not substitutes for one another. NUE gains do not rebuild the soil buffer, and a larger soil buffer is realized as crop yield only when in-season capture is reasonably efficient. Soil-health investment and NUE improvement should therefore be treated as complementary resilience strategies: one builds durable nitrogen capital, the other improves its effective use when external N supply is constrained.</w:t>
       </w:r>
     </w:p>
     <w:p>
@@ -2684,8 +2754,20 @@
         <w:rPr/>
       </w:pPr>
       <w:r>
-        <w:rPr/>
-        <w:t xml:space="preserve">Parameter uncertainty shifts the magnitude of these effects but not their direction. Price elasticities carry substantial uncertainty, particularly for Sub-Saharan Africa (εF,PF: −0.15 to −0.70 across country-level estimates); halving all elasticities preserves the qualitative regional pattern whilecompressing global year-10 yield loss by approximately 46% (Supplementary Fig. S8). A joint-uncertainty analysis across plausible biophysical and economic ranges (Supplementary Note 6) confirms that the SOC-buffering effect is positive in every region (Supplementary Fig. S9). The country-level classification (figure 3) shows that the low-buffer/high-exposure geography is real but threshold-sensitive: under the default rule it covers 17.4% of FAOSTAT cropland and concentrates in Sub-Saharan Africa, South Asia, and parts of East and Southeast Asia; under cropland-area-weighted buffer thresholds it narrows to 4.85%. The classification therefore identifies where the within-region mechanism is most likely to be policy-relevant. Replacing Century/RothC with a microbially-explicit 4-pool SOM scheme preserves the qualitative conclusion that persistent disruption erodes the buffer but widens the uncertainty range (Supplementary Fig. S5; Supplementary table 2), implying that microbially driven stabilization feedbacks could accelerate soil nitrogen depletion under prolonged shortfalls and shorten the window over which the buffer remains intact.</w:t>
+        <w:t xml:space="preserve">Parameter uncertainty shifts the magnitude of these effects but not their direction. Price elasticities carry substantial uncertainty, particularly for Sub-Saharan Africa (εF,PF: −0.15 to −0.70 across country-level estimates); </w:t>
+      </w:r>
+      <w:del w:id="9003" w:author="Matthew Wallenstein" w:date="2026-08-29T12:00:00Z">
+        <w:r>
+          <w:delText xml:space="preserve">halving all elasticities preserves the qualitative regional pattern whilecompressing global year-10 yield loss by approximately 46% (Supplementary Fig. S8).</w:delText>
+        </w:r>
+      </w:del>
+      <w:ins w:id="9004" w:author="Matthew Wallenstein" w:date="2026-08-29T12:00:00Z">
+        <w:r>
+          <w:t xml:space="preserve">halving all elasticities preserves the qualitative regional pattern while compressing global year-10 yield loss by approximately 50% (Supplementary Fig. S8).</w:t>
+        </w:r>
+      </w:ins>
+      <w:r>
+        <w:t xml:space="preserve"> A joint-uncertainty analysis across plausible biophysical and economic ranges (Supplementary Note 6) confirms that the SOC-buffering effect is positive in every region (Supplementary Fig. S9). The country-level classification (figure 3) shows that the low-buffer/high-exposure geography is real but threshold-sensitive: under the default rule it covers 17.4% of FAOSTAT cropland and concentrates in Sub-Saharan Africa, South Asia, and parts of East and Southeast Asia; under cropland-area-weighted buffer thresholds it narrows to 4.85%. The classification therefore identifies where the within-region mechanism is most likely to be policy-relevant. Replacing Century/RothC with a microbially-explicit 4-pool SOM scheme preserves the qualitative conclusion that persistent disruption erodes the buffer but widens the uncertainty range (Supplementary Fig. S5; Supplementary table 2), implying that microbially driven stabilization feedbacks could accelerate soil nitrogen depletion under prolonged shortfalls and shorten the window over which the buffer remains intact.</w:t>
       </w:r>
     </w:p>
     <w:p>

--- a/resumbission/v17/Wallenstein-Manning_ERFS_manuscript_v17-tracked.docx
+++ b/resumbission/v17/Wallenstein-Manning_ERFS_manuscript_v17-tracked.docx
@@ -1799,8 +1799,20 @@
         <w:rPr/>
       </w:pPr>
       <w:r>
-        <w:rPr/>
-        <w:t xml:space="preserve">SOC explains much of the within-region difference in farm resilience; region-specific behavioral and market parameters explain much of the cross-regional difference in exposure (figure 2). Figure 2 separates three components of sustained-disruption vulnerability. Panel a isolates the shock-induced year-10 loss along the within-region SOC gradient, calculated relative to a no-shock farm at the same SOC level. Panel b decomposes total year-10 regional losses into the direct fertilizer-shortfall effect and the added penalty from SOM depletion. Panel c places these losses in regional context by plotting total year-10 loss against mean SOC, with point size indicating fertilizer-demand elasticity. Across the SOC gradient in panel a, seven of the eight regions show the expected buffering pattern of smaller shock-induced losses at higher SOC,with the widest absolute gradients in Southeast Asia (from ~6.3% at 10% of regional mean SOC to ~2.6% at 200%) and South Asia (~7.5% to ~3.8%), and the largest proportional reduction in East Asia (~4.1% to ~0.6%). Sub-Saharan Africa is the one exception: its curve is non-monotone, rising from ~3.3% at 10% of regional mean SOC to a maximum loss of ~4.8% near 70–80% of the mean before easing to ~4.2% at 200%. Latin America and FSU/Central Asia show slight versions of the same shape below 20% of the regional mean. The low-SOC end of panel a is dominated by ten-year SOM relaxation rather than by the shock itself. A farm rescaled to a small fraction of regional mean SOC begins far from SOM equilibrium, so across ten years its pools rebuild, its mineralization rises above its own year-0 baseline, and the fertilizer-demand response to mineral N (εF,N) cuts purchased nitrogen to a small share of total nitrogen supply, so a proportional price-driven cut costs proportionally less. Losses at the extreme low-SOC end of panel a should therefore be read as a joint statement about shock exposure and SOM disequilibrium rather than about shock exposure alone (Supplementary Methods).</w:t>
+        <w:t xml:space="preserve">SOC explains much of the within-region difference in farm resilience; region-specific behavioral and market parameters explain much of the cross-regional difference in exposure (figure 2). Figure 2 separates three components of sustained-disruption vulnerability. Panel a isolates the shock-induced year-10 loss along the within-region SOC gradient, calculated relative to a no-shock farm at the same SOC level. Panel b decomposes total year-10 regional losses into the direct fertilizer-shortfall effect and the added penalty from SOM depletion. Panel c places these losses in regional context by plotting total year-10 loss against mean SOC, with point size indicating fertilizer-demand elasticity. Across the SOC gradient in panel a, seven of the eight regions show the expected buffering pattern of </w:t>
+      </w:r>
+      <w:del w:id="9003" w:author="Matthew Wallenstein" w:date="2026-08-29T12:00:00Z">
+        <w:r>
+          <w:delText xml:space="preserve">smaller shock-induced losses at higher SOC,with the widest absolute gradients in Southeast Asia (from ~6.3% at 10% of regional mean SOC to ~2.6% at 200%) and South Asia (~7.5% to ~3.8%)</w:delText>
+        </w:r>
+      </w:del>
+      <w:ins w:id="9004" w:author="Matthew Wallenstein" w:date="2026-08-29T12:00:00Z">
+        <w:r>
+          <w:t xml:space="preserve">smaller shock-induced losses at higher SOC, with the widest absolute gradients in South Asia (from ~6.5% at 10% of regional mean SOC to ~3.7% at 200%) and Southeast Asia (~5.1% to ~2.6%)</w:t>
+        </w:r>
+      </w:ins>
+      <w:r>
+        <w:t xml:space="preserve">, and the largest proportional reduction in East Asia (~4.1% to ~0.6%). Sub-Saharan Africa is the one exception: its curve is non-monotone, rising from ~3.3% at 10% of regional mean SOC to a maximum loss of ~4.8% near 70–80% of the mean before easing to ~4.2% at 200%. Latin America and FSU/Central Asia show slight versions of the same shape below 20% of the regional mean. The low-SOC end of panel a is dominated by ten-year SOM relaxation rather than by the shock itself. A farm rescaled to a small fraction of regional mean SOC begins far from SOM equilibrium, so across ten years its pools rebuild, its mineralization rises above its own year-0 baseline, and the fertilizer-demand response to mineral N (εF,N) cuts purchased nitrogen to a small share of total nitrogen supply, so a proportional price-driven cut costs proportionally less. Losses at the extreme low-SOC end of panel a should therefore be read as a joint statement about shock exposure and SOM disequilibrium rather than about shock exposure alone (Supplementary Methods).</w:t>
       </w:r>
     </w:p>
     <w:p>
@@ -1857,8 +1869,20 @@
         <w:rPr/>
       </w:pPr>
       <w:r>
-        <w:rPr/>
-        <w:t>Pairwise diagnostics across the eight modeled regions show that total year-10 yield penalties are structured by multiple covarying soil, climate, productivity and economic descriptors rather than by soil buffering alone. Larger modeled yield losses are associated with lower SOC stocks,a lower calibrated yield ceiling (y_max), higher baseline water deficits and lower BNF potential; these descriptors covary across regions and should be interpreted as a structural context rather than as independent drivers (Supplementary Note 3). Gross-margin losses follow the same descriptor structure with stronger amplitude in regions where fertilizer is a larger share of cost (Supplementary Note 3). Fertilizer-demand and food-demand elasticities show directionally consistent associations with modeled vulnerability. Soil N buffer ratio alone is weakly associated with total year-10 penalty because short-run capacity buffering and longer-term SOM erosion operate in opposite directions. Thus, the within-region SOC gradient in figure 1 identifies the farm-level resilience lever, whereas regional vulnerability reflects the combined effects of soil condition, baseline productivity, water context, and behavioral and market responses.</w:t>
+        <w:t xml:space="preserve">Pairwise diagnostics across the eight modeled regions show that total year-10 yield penalties are structured by multiple covarying soil, climate, productivity and economic descriptors rather than by soil buffering alone. </w:t>
+      </w:r>
+      <w:del w:id="9005" w:author="Matthew Wallenstein" w:date="2026-08-29T12:00:00Z">
+        <w:r>
+          <w:delText xml:space="preserve">Larger modeled yield losses are associated with lower SOC stocks,a lower calibrated yield ceiling (y_max)</w:delText>
+        </w:r>
+      </w:del>
+      <w:ins w:id="9006" w:author="Matthew Wallenstein" w:date="2026-08-29T12:00:00Z">
+        <w:r>
+          <w:t xml:space="preserve">Larger modeled yield losses are associated with lower SOC stocks, a lower calibrated yield ceiling (y_max)</w:t>
+        </w:r>
+      </w:ins>
+      <w:r>
+        <w:t xml:space="preserve">, higher baseline water deficits and lower BNF potential; these descriptors covary across regions and should be interpreted as a structural context rather than as independent drivers (Supplementary Note 3). Gross-margin losses follow the same descriptor structure with stronger amplitude in regions where fertilizer is a larger share of cost (Supplementary Note 3). Fertilizer-demand and food-demand elasticities show directionally consistent associations with modeled vulnerability. Soil N buffer ratio alone is weakly associated with total year-10 penalty because short-run capacity buffering and longer-term SOM erosion operate in opposite directions. Thus, the within-region SOC gradient in figure 1 identifies the farm-level resilience lever, whereas regional vulnerability reflects the combined effects of soil condition, baseline productivity, water context, and behavioral and market responses.</w:t>
       </w:r>
     </w:p>
     <w:p>
@@ -2132,10 +2156,16 @@
         <w:spacing w:lineRule="auto" w:line="480" w:before="0" w:after="200"/>
         <w:rPr/>
       </w:pPr>
-      <w:r>
-        <w:rPr/>
-        <w:t>Replacing the Century/RothC engine with the microbially-explicit 4-pool SOM scheme (Methods) preserved the central conclusion that persistent disruptions erode the soil buffer, while producing SOC-loss estimates 0.9 to 2.5 times those of Century/RothC at year 30 (Supplementary Fig. S5; Supplementary table 2).</w:t>
-      </w:r>
+      <w:del w:id="9001" w:author="Matthew Wallenstein" w:date="2026-08-29T12:00:00Z">
+        <w:r>
+          <w:delText xml:space="preserve">Replacing the Century/RothC engine with the microbially-explicit 4-pool SOM scheme (Methods) preserved the central conclusion that persistent disruptions erode the soil buffer, while producing SOC-loss estimates 0.9 to 2.5 times those of Century/RothC at year 30 (Supplementary Fig. S5; Supplementary table 2).</w:delText>
+        </w:r>
+      </w:del>
+      <w:ins w:id="9002" w:author="Matthew Wallenstein" w:date="2026-08-29T12:00:00Z">
+        <w:r>
+          <w:t xml:space="preserve">Replacing the Century/RothC engine with a microbially-explicit 4-pool SOM scheme preserved the central conclusion that persistent disruptions erode the soil buffer; the quantitative engine comparison reported in the submitted version is withdrawn in this revision because the alternative engine is not part of the deposited code and its ratios cannot be regenerated (Supplementary Note 2).</w:t>
+        </w:r>
+      </w:ins>
     </w:p>
     <w:p>
       <w:pPr>
@@ -2186,7 +2216,29 @@
         <w:rPr>
           <w:rFonts w:eastAsia="Arial"/>
         </w:rPr>
-        <w:t xml:space="preserve"> At the baseline efficiency of 0.75, the same scenario produces a 3.4% global year-10 yield loss; lower capture efficiency increases this loss and improved timing, placement, and enhanced-efficiency fertilizers reduce it. Monthly N capture efficiency is the maximum fraction of available soil mineral N (including both freshly applied fertilizer and SOM-derived mineralized N) that crops capture during the growing season, set by phenology and the synchrony between mineralization pulses and crop demand; we use the term to distinguish it from field-scale fertilizer recovery efficiency, which integrates losses across the soil-plant system. The capture-efficiency lever acts on a different timescale than SOM: SOM is the durable stock that determines how much mineral N is available, while in-season N capture determines what fraction of that available N is converted into crop production. The two are complementary rather than substitutable, and improving capture does not rebuild the underlying SOM stock.</w:t>
+        <w:t xml:space="preserve"> </w:t>
+      </w:r>
+      <w:del w:id="9001" w:author="Matthew Wallenstein" w:date="2026-08-29T12:00:00Z">
+        <w:r>
+          <w:rPr>
+            <w:rFonts w:eastAsia="Arial"/>
+          </w:rPr>
+          <w:delText xml:space="preserve">At the baseline efficiency of 0.75, the same scenario produces a 3.4% global year-10 yield loss</w:delText>
+        </w:r>
+      </w:del>
+      <w:ins w:id="9002" w:author="Matthew Wallenstein" w:date="2026-08-29T12:00:00Z">
+        <w:r>
+          <w:rPr>
+            <w:rFonts w:eastAsia="Arial"/>
+          </w:rPr>
+          <w:t xml:space="preserve">At the baseline efficiency of 0.75, the same scenario produces a 3.0% global year-10 yield loss</w:t>
+        </w:r>
+      </w:ins>
+      <w:r>
+        <w:rPr>
+          <w:rFonts w:eastAsia="Arial"/>
+        </w:rPr>
+        <w:t xml:space="preserve">; lower capture efficiency increases this loss and improved timing, placement, and enhanced-efficiency fertilizers reduce it. Monthly N capture efficiency is the maximum fraction of available soil mineral N (including both freshly applied fertilizer and SOM-derived mineralized N) that crops capture during the growing season, set by phenology and the synchrony between mineralization pulses and crop demand; we use the term to distinguish it from field-scale fertilizer recovery efficiency, which integrates losses across the soil-plant system. The capture-efficiency lever acts on a different timescale than SOM: SOM is the durable stock that determines how much mineral N is available, while in-season N capture determines what fraction of that available N is converted into crop production. The two are complementary rather than substitutable, and improving capture does not rebuild the underlying SOM stock.</w:t>
       </w:r>
     </w:p>
     <w:p>
@@ -2227,7 +2279,7 @@
                 <wp:positionV relativeFrom="paragraph">
                   <wp:posOffset>635</wp:posOffset>
                 </wp:positionV>
-                <wp:extent cx="5943600" cy="6262370"/>
+                <wp:extent cx="5943600" cy="3970705"/>
                 <wp:effectExtent l="0" t="0" r="0" b="0"/>
                 <wp:wrapSquare wrapText="bothSides"/>
                 <wp:docPr id="3" name="Group 2"/>
@@ -2238,7 +2290,7 @@
                       <wpg:grpSpPr>
                         <a:xfrm>
                           <a:off x="0" y="0"/>
-                          <a:ext cx="5943600" cy="6262200"/>
+                          <a:ext cx="5943600" cy="3970705"/>
                           <a:chOff x="0" y="0"/>
                           <a:chExt cx="5943600" cy="6262200"/>
                         </a:xfrm>
@@ -2255,7 +2307,7 @@
                         <pic:spPr>
                           <a:xfrm>
                             <a:off x="0" y="0"/>
-                            <a:ext cx="5943600" cy="3711600"/>
+                            <a:ext cx="5943600" cy="3970705"/>
                           </a:xfrm>
                           <a:prstGeom prst="rect">
                             <a:avLst/>
@@ -2272,7 +2324,7 @@
                         <wps:spPr>
                           <a:xfrm>
                             <a:off x="0" y="3766320"/>
-                            <a:ext cx="5943600" cy="2496240"/>
+                            <a:ext cx="5943600" cy="3970705"/>
                           </a:xfrm>
                           <a:prstGeom prst="rect">
                             <a:avLst/>
@@ -2743,8 +2795,20 @@
         <w:rPr/>
       </w:pPr>
       <w:r>
-        <w:rPr/>
-        <w:t xml:space="preserve">SOM should be positioned as a complement to fertilizer access, not a substitute for it. The buffer function of SOM is largest when fertilizer use is maintained at productive levels: more residue returns sustain the SOM pool, and the same percentage fertilizer cut then produces a smaller absolute yield loss because the soil supplies a larger share of crop N. Soil health strategies that reduce fertilizer use without maintaining yields and residue return could shrink the buffer they are intended to provide. Persistent disruption illustrates this dynamic. A one-year price spike acts on a fixed soil buffer; a sustained disruption draws down the soil nitrogen capital that supplies it (figure 2c), and the SC1–SC2 contrast shows thata permanent physical constraint produces roughly ten times the year-30 yield loss of one that resolves linearly over 20 years. Once a sustained shortfall begins, stewardship alone cannot prevent the residue-return feedback. Short and long shocks call for different responses: year-1 capacity buffering points to the value of building mineralizable N before shocks arrive; long-term buffer erosion points to reducing the duration and depth of physical shocks themselves. Policy designs that pair soil health investment with stable fertilizer access during non-shock periods, and that activate the soil buffering value primarily during shock periods, are likely to outperform either lever applied alone.</w:t>
+        <w:t xml:space="preserve">SOM should be positioned as a complement to fertilizer access, not a substitute for it. The buffer function of SOM is largest when fertilizer use is maintained at productive levels: more residue returns sustain the SOM pool, and the same percentage fertilizer cut then produces a smaller absolute yield loss because the soil supplies a larger share of crop N. Soil health strategies that reduce fertilizer use without maintaining yields and residue return could shrink the buffer they are intended to provide. Persistent disruption illustrates this dynamic. A one-year price spike acts on a fixed soil buffer; a sustained disruption draws down the soil nitrogen capital that supplies it (figure 2c), and </w:t>
+      </w:r>
+      <w:del w:id="9007" w:author="Matthew Wallenstein" w:date="2026-08-29T12:00:00Z">
+        <w:r>
+          <w:delText xml:space="preserve">the SC1–SC2 contrast shows thata permanent physical constraint produces roughly ten times the year-30 yield loss of one that resolves linearly</w:delText>
+        </w:r>
+      </w:del>
+      <w:ins w:id="9008" w:author="Matthew Wallenstein" w:date="2026-08-29T12:00:00Z">
+        <w:r>
+          <w:t xml:space="preserve">the SC1–SC2 contrast shows that a permanent physical constraint leaves a 3.8% year-30 loss where one that resolves linearly essentially recovers (0.02%)</w:t>
+        </w:r>
+      </w:ins>
+      <w:r>
+        <w:t xml:space="preserve"> over 20 years. Once a sustained shortfall begins, stewardship alone cannot prevent the residue-return feedback. Short and long shocks call for different responses: year-1 capacity buffering points to the value of building mineralizable N before shocks arrive; long-term buffer erosion points to reducing the duration and depth of physical shocks themselves. Policy designs that pair soil health investment with stable fertilizer access during non-shock periods, and that activate the soil buffering value primarily during shock periods, are likely to outperform either lever applied alone.</w:t>
       </w:r>
     </w:p>
     <w:p>
@@ -2809,8 +2873,20 @@
         <w:rPr/>
       </w:pPr>
       <w:r>
-        <w:rPr/>
-        <w:t>Soil organic matter functions as a dynamic nitrogen resilience stock that buffers farms and regions against fertilizer supply disruptions, but the buffer is finite and erodes when disruptions persist. Coupling soil nitrogen cycling with regional partial-equilibrium economics shows that within-region soil organic carbon gradients drive percentage-point differences in shock-induced yield and gross-margin losses, and that the largest soil-mediated contrasts occur where SOC is currently lowest and economic responsiveness is highest. Persistent shocks compound the original deficit by depleting the soil pool that supplies the buffer, shortening the window over which it remains intact. Two near-term priorities follow. First, treat the soil nitrogen buffer as an operational input to short-horizon food-security risk frameworks alongside trade exposure and fertilizer reliance, not as a long-term sustainability metric tracked separately. Second, soil-health investments and nitrogen use-efficiency interventions should be evaluated jointly against scenarios of sustained input disruption, not only acute price spikes. Targeted empirical work in low-SOC, high-exposure regions, paired with refined regional parameterisation of the soil-N depletion feedback, would tighten the quantitative inferences presented here and inform the design of soil-aware resilience strategies.</w:t>
+        <w:t xml:space="preserve">Soil organic matter functions as a dynamic nitrogen resilience stock that buffers farms and regions against fertilizer supply disruptions, but the buffer is finite and erodes when disruptions persist. Coupling soil nitrogen cycling with regional partial-equilibrium economics shows that within-region soil organic carbon </w:t>
+      </w:r>
+      <w:del w:id="9009" w:author="Matthew Wallenstein" w:date="2026-08-29T12:00:00Z">
+        <w:r>
+          <w:delText xml:space="preserve">gradients drive percentage-point differences in shock-induced yield and gross-margin losses, and that the largest soil-mediated contrasts occu</w:delText>
+        </w:r>
+      </w:del>
+      <w:ins w:id="9010" w:author="Matthew Wallenstein" w:date="2026-08-29T12:00:00Z">
+        <w:r>
+          <w:t xml:space="preserve">gradients drive percentage-point differences in shock-induced yield and net-revenue losses, and that the largest soil-mediated contrasts occu</w:t>
+        </w:r>
+      </w:ins>
+      <w:r>
+        <w:t xml:space="preserve">r where SOC is currently lowest and economic responsiveness is highest. Persistent shocks compound the original deficit by depleting the soil pool that supplies the buffer, shortening the window over which it remains intact. Two near-term priorities follow. First, treat the soil nitrogen buffer as an operational input to short-horizon food-security risk frameworks alongside trade exposure and fertilizer reliance, not as a long-term sustainability metric tracked separately. Second, soil-health investments and nitrogen use-efficiency interventions should be evaluated jointly against scenarios of sustained input disruption, not only acute price spikes. Targeted empirical work in low-SOC, high-exposure regions, paired with refined regional parameterisation of the soil-N depletion feedback, would tighten the quantitative inferences presented here and inform the design of soil-aware resilience strategies.</w:t>
       </w:r>
     </w:p>
     <w:p>

--- a/resumbission/v17/Wallenstein-Manning_ERFS_manuscript_v17-tracked.docx
+++ b/resumbission/v17/Wallenstein-Manning_ERFS_manuscript_v17-tracked.docx
@@ -1418,9 +1418,7 @@
           <w:rStyle w:val="Strong"/>
         </w:rPr>
       </w:pPr>
-      <w:r>
-        <w:rPr/>
-      </w:r>
+      <w:r/>
     </w:p>
     <w:p>
       <w:pPr>
@@ -1882,7 +1880,20 @@
         </w:r>
       </w:ins>
       <w:r>
-        <w:t xml:space="preserve">, higher baseline water deficits and lower BNF potential; these descriptors covary across regions and should be interpreted as a structural context rather than as independent drivers (Supplementary Note 3). Gross-margin losses follow the same descriptor structure with stronger amplitude in regions where fertilizer is a larger share of cost (Supplementary Note 3). Fertilizer-demand and food-demand elasticities show directionally consistent associations with modeled vulnerability. Soil N buffer ratio alone is weakly associated with total year-10 penalty because short-run capacity buffering and longer-term SOM erosion operate in opposite directions. Thus, the within-region SOC gradient in figure 1 identifies the farm-level resilience lever, whereas regional vulnerability reflects the combined effects of soil condition, baseline productivity, water context, and behavioral and market responses.</w:t>
+        <w:t xml:space="preserve">, higher baseline water deficits and lower BNF potential; these descriptors covary across regions and should be interpreted as a structural context rather than as independent drivers (Supplementary Note 3). </w:t>
+      </w:r>
+      <w:del w:id="9001" w:author="Matthew Wallenstein" w:date="2026-08-29T12:00:00Z">
+        <w:r>
+          <w:delText xml:space="preserve">Gross-margin losses follow the same descriptor structure with stronger amplitude in regions where fertilizer is a larger share of cost (Supplementary Note 3).</w:delText>
+        </w:r>
+      </w:del>
+      <w:ins w:id="9002" w:author="Matthew Wallenstein" w:date="2026-08-29T12:00:00Z">
+        <w:r>
+          <w:t xml:space="preserve">Partial net-revenue impacts are larger where nitrogen expenditure claims a greater share of crop revenue, evaluated for the four regions with audited price pairs (figure 1b; Methods).</w:t>
+        </w:r>
+      </w:ins>
+      <w:r>
+        <w:t xml:space="preserve"> Fertilizer-demand and food-demand elasticities show directionally consistent associations with modeled vulnerability. Soil N buffer ratio alone is weakly associated with total year-10 penalty because short-run capacity buffering and longer-term SOM erosion operate in opposite directions. Thus, the within-region SOC gradient in figure 1 identifies the farm-level resilience lever, whereas regional vulnerability reflects the combined effects of soil condition, baseline productivity, water context, and behavioral and market responses.</w:t>
       </w:r>
     </w:p>
     <w:p>
@@ -2761,8 +2772,20 @@
         <w:rPr/>
       </w:pPr>
       <w:r>
-        <w:rPr/>
-        <w:t>This farm-level buffer scales into regional vulnerability through the interaction of soil condition with the economic structure farmers face. As a descriptive diagnostic across the eight modeled regions, current-period soil N buffer ratio contributes modestly to cross-regional yield sensitivity; fertilizer-demand elasticity, base-yield position, food-demand elasticity and the fertilizer share in regional gross margin explain how farm-level buffering scales into regional outcomes (Supplementary Note 3). Effects were concentrated where farmers faced high domestic fertilizer-price pass-through, limited ability to benefit from higher crop prices, and greater sensitivity of input demand to fertilizer prices. Vos et al. [29] document the uneven regional impact of the 2021–2022 fertilizer shock; Assefa et al. [30] provide direct evidence from Ethiopia that smallholder fertilizer demand was more responsive to fertilizer prices than to output prices; Amankwah et al. [31] document parallel patterns from cross-country smallholder surveys in Sub-Saharan Africa during the 2020–2023 polycrisis period. The regions least able to absorb a fertilizer shock are those where degraded soil buffering and economic exposure coincide, a combination concentrated in the smallholder systems of Sub-Saharan Africa and South Asia. Latin America illustrates the inverse trap: its modest modeled losses under sustained disruption reflect cropland expansion that generates land-use change emissions that need to be weighed against avoided food-security impact [32]. Soil-capital resilience reduces environmental impacts; frontier-expansion resilience compounds them. Vulnerability frameworks that treat soil and economic responses independently miss this interaction.</w:t>
+        <w:t xml:space="preserve">This farm-level buffer scales into regional vulnerability through the interaction of soil condition with the economic structure farmers face. As a descriptive diagnostic across the eight modeled regions, current-period soil N buffer ratio contributes modestly to cross-regional yield sensitivity; fertilizer-demand elasticity, base-yield position, food-demand elasticity </w:t>
+      </w:r>
+      <w:del w:id="9003" w:author="Matthew Wallenstein" w:date="2026-08-29T12:00:00Z">
+        <w:r>
+          <w:delText xml:space="preserve">and the fertilizer share in regional gross margin</w:delText>
+        </w:r>
+      </w:del>
+      <w:ins w:id="9004" w:author="Matthew Wallenstein" w:date="2026-08-29T12:00:00Z">
+        <w:r>
+          <w:t xml:space="preserve">and the land-response coefficient</w:t>
+        </w:r>
+      </w:ins>
+      <w:r>
+        <w:t xml:space="preserve"> explain how farm-level buffering scales into regional outcomes (Supplementary Note 3). Effects were concentrated where farmers faced high domestic fertilizer-price pass-through, limited ability to benefit from higher crop prices, and greater sensitivity of input demand to fertilizer prices. Vos et al. [29] document the uneven regional impact of the 2021–2022 fertilizer shock; Assefa et al. [30] provide direct evidence from Ethiopia that smallholder fertilizer demand was more responsive to fertilizer prices than to output prices; Amankwah et al. [31] document parallel patterns from cross-country smallholder surveys in Sub-Saharan Africa during the 2020–2023 polycrisis period. The regions least able to absorb a fertilizer shock are those where degraded soil buffering and economic exposure coincide, a combination concentrated in the smallholder systems of Sub-Saharan Africa and South Asia. Latin America illustrates the inverse trap: its modest modeled losses under sustained disruption reflect cropland expansion that generates land-use change emissions that need to be weighed against avoided food-security impact [32]. Soil-capital resilience reduces environmental impacts; frontier-expansion resilience compounds them. Vulnerability frameworks that treat soil and economic responses independently miss this interaction.</w:t>
       </w:r>
     </w:p>
     <w:p>
@@ -2831,8 +2854,18 @@
         </w:r>
       </w:ins>
       <w:r>
-        <w:t xml:space="preserve"> A joint-uncertainty analysis across plausible biophysical and economic ranges (Supplementary Note 6) confirms that the SOC-buffering effect is positive in every region (Supplementary Fig. S9). The country-level classification (figure 3) shows that the low-buffer/high-exposure geography is real but threshold-sensitive: under the default rule it covers 17.4% of FAOSTAT cropland and concentrates in Sub-Saharan Africa, South Asia, and parts of East and Southeast Asia; under cropland-area-weighted buffer thresholds it narrows to 4.85%. The classification therefore identifies where the within-region mechanism is most likely to be policy-relevant. Replacing Century/RothC with a microbially-explicit 4-pool SOM scheme preserves the qualitative conclusion that persistent disruption erodes the buffer but widens the uncertainty range (Supplementary Fig. S5; Supplementary table 2), implying that microbially driven stabilization feedbacks could accelerate soil nitrogen depletion under prolonged shortfalls and shorten the window over which the buffer remains intact.</w:t>
-      </w:r>
+        <w:t xml:space="preserve"> A joint-uncertainty analysis across plausible biophysical and economic ranges (Supplementary Note 6) confirms that the SOC-buffering effect is positive in every region (Supplementary Fig. S9). The country-level classification (figure 3) shows that the low-buffer/high-exposure geography is real but threshold-sensitive: under the default rule it covers 17.4% of FAOSTAT cropland and concentrates in Sub-Saharan Africa, South Asia, and parts of East and Southeast Asia; under cropland-area-weighted buffer thresholds it narrows to 4.85%. The classification therefore identifies where the within-region mechanism is most likely to be policy-relevant. </w:t>
+      </w:r>
+      <w:del w:id="9005" w:author="Matthew Wallenstein" w:date="2026-08-29T12:00:00Z">
+        <w:r>
+          <w:delText xml:space="preserve">Replacing Century/RothC with a microbially-explicit 4-pool SOM scheme preserves the qualitative conclusion that persistent disruption erodes the buffer but widens the uncertainty range (Supplementary Fig. S5; Supplementary table 2), implying that microbially driven stabilization feedbacks could accelerate soil nitrogen depletion under prolonged shortfalls and shorten the window over which the buffer remains intact.</w:delText>
+        </w:r>
+      </w:del>
+      <w:ins w:id="9006" w:author="Matthew Wallenstein" w:date="2026-08-29T12:00:00Z">
+        <w:r>
+          <w:t xml:space="preserve">Replacing Century/RothC with a microbially-explicit 4-pool SOM scheme preserves the qualitative conclusion that persistent disruption erodes the buffer; the quantitative engine comparison is withdrawn in this revision because the alternative engine is not part of the deposited code (Supplementary Note 2). Microbially driven stabilization feedbacks could in principle accelerate soil nitrogen depletion under prolonged shortfalls and shorten the window over which the buffer remains intact; quantifying that possibility requires a regenerable implementation.</w:t>
+        </w:r>
+      </w:ins>
     </w:p>
     <w:p>
       <w:pPr>
